--- a/examples/export/showcase-output/release-notes.docx
+++ b/examples/export/showcase-output/release-notes.docx
@@ -23,17 +23,601 @@
         <w:autoSpaceDN/>
       </w:pPr>
       <w:r>
-        <w:t xml:space="preserve">Changes to the API, newest first. Dates are the day a change reached every region.</w:t>
+        <w:t xml:space="preserve">Changes to the API, newest first. Dates are the day a change reached every region. Additive changes are listed for information; changes that alter an existing shape are announced under </w:t>
+      </w:r>
+      <w:hyperlink w:history="1" w:anchor="cudockAVBJFwAw2nwcM4qWPqm3yOAwg">
+        <w:r>
+          <w:t xml:space="preserve">Upcoming changes</w:t>
+        </w:r>
+      </w:hyperlink>
+      <w:r>
+        <w:t xml:space="preserve"> at least ninety days before they take effect.</w:t>
       </w:r>
     </w:p>
     <w:p>
       <w:pPr>
         <w:pStyle w:val="Heading2"/>
-        <w:pageBreakBefore/>
         <w:overflowPunct/>
         <w:autoSpaceDN/>
       </w:pPr>
-      <w:bookmarkStart w:name="cudocxWTEo3eYpQ0Ng2rEeqmTuB2wvm" w:id="3"/>
+      <w:bookmarkStart w:name="cudockAVBJFwAw2nwcM4qWPqm3yOAwg" w:id="3"/>
+      <w:r>
+        <w:t xml:space="preserve">Upcoming changes</w:t>
+      </w:r>
+      <w:bookmarkEnd w:id="3"/>
+    </w:p>
+    <w:tbl>
+      <w:tblPr>
+        <w:tblW w:type="pct" w:w="100%"/>
+        <w:tblBorders>
+          <w:top w:val="single" w:color="E2E8F0" w:sz="4"/>
+          <w:left w:val="none" w:color="auto" w:sz="0"/>
+          <w:bottom w:val="single" w:color="E2E8F0" w:sz="4"/>
+          <w:right w:val="none" w:color="auto" w:sz="0"/>
+          <w:insideH w:val="none" w:color="auto" w:sz="0"/>
+          <w:insideV w:val="none" w:color="auto" w:sz="0"/>
+        </w:tblBorders>
+      </w:tblPr>
+      <w:tblGrid>
+        <w:gridCol w:w="2899"/>
+        <w:gridCol w:w="1920"/>
+        <w:gridCol w:w="1920"/>
+        <w:gridCol w:w="2899"/>
+      </w:tblGrid>
+      <w:tr>
+        <w:trPr>
+          <w:cantSplit/>
+          <w:tblHeader/>
+        </w:trPr>
+        <w:tc>
+          <w:tcPr>
+            <w:tcW w:type="dxa" w:w="2899"/>
+            <w:gridSpan w:val="1"/>
+            <w:tcBorders>
+              <w:top w:val="none" w:color="auto" w:sz="0"/>
+              <w:left w:val="none" w:color="auto" w:sz="0"/>
+              <w:bottom w:val="single" w:color="E2E8F0" w:sz="4"/>
+              <w:right w:val="none" w:color="auto" w:sz="0"/>
+            </w:tcBorders>
+            <w:tcMar>
+              <w:top w:type="dxa" w:w="105"/>
+              <w:left w:type="dxa" w:w="158"/>
+              <w:bottom w:type="dxa" w:w="105"/>
+              <w:right w:type="dxa" w:w="158"/>
+            </w:tcMar>
+            <w:vAlign w:val="top"/>
+          </w:tcPr>
+          <w:p>
+            <w:pPr>
+              <w:pStyle w:val="CudocTableHeader"/>
+              <w:overflowPunct/>
+              <w:autoSpaceDN/>
+            </w:pPr>
+            <w:r>
+              <w:t xml:space="preserve">Change</w:t>
+            </w:r>
+          </w:p>
+        </w:tc>
+        <w:tc>
+          <w:tcPr>
+            <w:tcW w:type="dxa" w:w="1920"/>
+            <w:gridSpan w:val="1"/>
+            <w:tcBorders>
+              <w:top w:val="none" w:color="auto" w:sz="0"/>
+              <w:left w:val="none" w:color="auto" w:sz="0"/>
+              <w:bottom w:val="single" w:color="E2E8F0" w:sz="4"/>
+              <w:right w:val="none" w:color="auto" w:sz="0"/>
+            </w:tcBorders>
+            <w:tcMar>
+              <w:top w:type="dxa" w:w="105"/>
+              <w:left w:type="dxa" w:w="158"/>
+              <w:bottom w:type="dxa" w:w="105"/>
+              <w:right w:type="dxa" w:w="158"/>
+            </w:tcMar>
+            <w:vAlign w:val="top"/>
+          </w:tcPr>
+          <w:p>
+            <w:pPr>
+              <w:pStyle w:val="CudocTableHeader"/>
+              <w:overflowPunct/>
+              <w:autoSpaceDN/>
+            </w:pPr>
+            <w:r>
+              <w:t xml:space="preserve">Announced</w:t>
+            </w:r>
+          </w:p>
+        </w:tc>
+        <w:tc>
+          <w:tcPr>
+            <w:tcW w:type="dxa" w:w="1920"/>
+            <w:gridSpan w:val="1"/>
+            <w:tcBorders>
+              <w:top w:val="none" w:color="auto" w:sz="0"/>
+              <w:left w:val="none" w:color="auto" w:sz="0"/>
+              <w:bottom w:val="single" w:color="E2E8F0" w:sz="4"/>
+              <w:right w:val="none" w:color="auto" w:sz="0"/>
+            </w:tcBorders>
+            <w:tcMar>
+              <w:top w:type="dxa" w:w="105"/>
+              <w:left w:type="dxa" w:w="158"/>
+              <w:bottom w:type="dxa" w:w="105"/>
+              <w:right w:type="dxa" w:w="158"/>
+            </w:tcMar>
+            <w:vAlign w:val="top"/>
+          </w:tcPr>
+          <w:p>
+            <w:pPr>
+              <w:pStyle w:val="CudocTableHeader"/>
+              <w:overflowPunct/>
+              <w:autoSpaceDN/>
+            </w:pPr>
+            <w:r>
+              <w:t xml:space="preserve">Effective</w:t>
+            </w:r>
+          </w:p>
+        </w:tc>
+        <w:tc>
+          <w:tcPr>
+            <w:tcW w:type="dxa" w:w="2899"/>
+            <w:gridSpan w:val="1"/>
+            <w:tcBorders>
+              <w:top w:val="none" w:color="auto" w:sz="0"/>
+              <w:left w:val="none" w:color="auto" w:sz="0"/>
+              <w:bottom w:val="single" w:color="E2E8F0" w:sz="4"/>
+              <w:right w:val="none" w:color="auto" w:sz="0"/>
+            </w:tcBorders>
+            <w:tcMar>
+              <w:top w:type="dxa" w:w="105"/>
+              <w:left w:type="dxa" w:w="158"/>
+              <w:bottom w:type="dxa" w:w="105"/>
+              <w:right w:type="dxa" w:w="158"/>
+            </w:tcMar>
+            <w:vAlign w:val="top"/>
+          </w:tcPr>
+          <w:p>
+            <w:pPr>
+              <w:pStyle w:val="CudocTableHeader"/>
+              <w:overflowPunct/>
+              <w:autoSpaceDN/>
+            </w:pPr>
+            <w:r>
+              <w:t xml:space="preserve">Affects</w:t>
+            </w:r>
+          </w:p>
+        </w:tc>
+      </w:tr>
+      <w:tr>
+        <w:trPr>
+          <w:cantSplit/>
+          <w:tblHeader w:val="false"/>
+        </w:trPr>
+        <w:tc>
+          <w:tcPr>
+            <w:tcW w:type="dxa" w:w="2899"/>
+            <w:gridSpan w:val="1"/>
+            <w:tcBorders>
+              <w:top w:val="none" w:color="auto" w:sz="0"/>
+              <w:left w:val="none" w:color="auto" w:sz="0"/>
+              <w:bottom w:val="single" w:color="EEF2F7" w:sz="4"/>
+              <w:right w:val="none" w:color="auto" w:sz="0"/>
+            </w:tcBorders>
+            <w:tcMar>
+              <w:top w:type="dxa" w:w="105"/>
+              <w:left w:type="dxa" w:w="158"/>
+              <w:bottom w:type="dxa" w:w="105"/>
+              <w:right w:type="dxa" w:w="158"/>
+            </w:tcMar>
+            <w:vAlign w:val="top"/>
+          </w:tcPr>
+          <w:p>
+            <w:pPr>
+              <w:pStyle w:val="CudocTableCell"/>
+              <w:overflowPunct/>
+              <w:autoSpaceDN/>
+            </w:pPr>
+            <w:r>
+              <w:t xml:space="preserve">The </w:t>
+            </w:r>
+            <w:r>
+              <w:rPr>
+                <w:rStyle w:val="CudocCode"/>
+              </w:rPr>
+              <w:t xml:space="preserve">windMs</w:t>
+            </w:r>
+            <w:r>
+              <w:t xml:space="preserve"> and </w:t>
+            </w:r>
+            <w:r>
+              <w:rPr>
+                <w:rStyle w:val="CudocCode"/>
+              </w:rPr>
+              <w:t xml:space="preserve">temperatureC</w:t>
+            </w:r>
+            <w:r>
+              <w:t xml:space="preserve"> aliases leave current conditions; read </w:t>
+            </w:r>
+            <w:r>
+              <w:rPr>
+                <w:rStyle w:val="CudocCode"/>
+              </w:rPr>
+              <w:t xml:space="preserve">windSpeed</w:t>
+            </w:r>
+            <w:r>
+              <w:t xml:space="preserve">, </w:t>
+            </w:r>
+            <w:r>
+              <w:rPr>
+                <w:rStyle w:val="CudocCode"/>
+              </w:rPr>
+              <w:t xml:space="preserve">temperature</w:t>
+            </w:r>
+            <w:r>
+              <w:t xml:space="preserve"> and </w:t>
+            </w:r>
+            <w:r>
+              <w:rPr>
+                <w:rStyle w:val="CudocCode"/>
+              </w:rPr>
+              <w:t xml:space="preserve">units</w:t>
+            </w:r>
+            <w:r>
+              <w:t xml:space="preserve">.</w:t>
+            </w:r>
+          </w:p>
+        </w:tc>
+        <w:tc>
+          <w:tcPr>
+            <w:tcW w:type="dxa" w:w="1920"/>
+            <w:gridSpan w:val="1"/>
+            <w:tcBorders>
+              <w:top w:val="none" w:color="auto" w:sz="0"/>
+              <w:left w:val="none" w:color="auto" w:sz="0"/>
+              <w:bottom w:val="single" w:color="EEF2F7" w:sz="4"/>
+              <w:right w:val="none" w:color="auto" w:sz="0"/>
+            </w:tcBorders>
+            <w:tcMar>
+              <w:top w:type="dxa" w:w="105"/>
+              <w:left w:type="dxa" w:w="158"/>
+              <w:bottom w:type="dxa" w:w="105"/>
+              <w:right w:type="dxa" w:w="158"/>
+            </w:tcMar>
+            <w:vAlign w:val="top"/>
+          </w:tcPr>
+          <w:p>
+            <w:pPr>
+              <w:pStyle w:val="CudocTableCell"/>
+              <w:overflowPunct/>
+              <w:autoSpaceDN/>
+            </w:pPr>
+            <w:r>
+              <w:t xml:space="preserve">2026-09-15</w:t>
+            </w:r>
+          </w:p>
+        </w:tc>
+        <w:tc>
+          <w:tcPr>
+            <w:tcW w:type="dxa" w:w="1920"/>
+            <w:gridSpan w:val="1"/>
+            <w:tcBorders>
+              <w:top w:val="none" w:color="auto" w:sz="0"/>
+              <w:left w:val="none" w:color="auto" w:sz="0"/>
+              <w:bottom w:val="single" w:color="EEF2F7" w:sz="4"/>
+              <w:right w:val="none" w:color="auto" w:sz="0"/>
+            </w:tcBorders>
+            <w:tcMar>
+              <w:top w:type="dxa" w:w="105"/>
+              <w:left w:type="dxa" w:w="158"/>
+              <w:bottom w:type="dxa" w:w="105"/>
+              <w:right w:type="dxa" w:w="158"/>
+            </w:tcMar>
+            <w:vAlign w:val="top"/>
+          </w:tcPr>
+          <w:p>
+            <w:pPr>
+              <w:pStyle w:val="CudocTableCell"/>
+              <w:overflowPunct/>
+              <w:autoSpaceDN/>
+            </w:pPr>
+            <w:r>
+              <w:t xml:space="preserve">2026-12-15</w:t>
+            </w:r>
+          </w:p>
+        </w:tc>
+        <w:tc>
+          <w:tcPr>
+            <w:tcW w:type="dxa" w:w="2899"/>
+            <w:gridSpan w:val="1"/>
+            <w:tcBorders>
+              <w:top w:val="none" w:color="auto" w:sz="0"/>
+              <w:left w:val="none" w:color="auto" w:sz="0"/>
+              <w:bottom w:val="single" w:color="EEF2F7" w:sz="4"/>
+              <w:right w:val="none" w:color="auto" w:sz="0"/>
+            </w:tcBorders>
+            <w:tcMar>
+              <w:top w:type="dxa" w:w="105"/>
+              <w:left w:type="dxa" w:w="158"/>
+              <w:bottom w:type="dxa" w:w="105"/>
+              <w:right w:type="dxa" w:w="158"/>
+            </w:tcMar>
+            <w:vAlign w:val="top"/>
+          </w:tcPr>
+          <w:p>
+            <w:pPr>
+              <w:pStyle w:val="CudocTableCell"/>
+              <w:overflowPunct/>
+              <w:autoSpaceDN/>
+            </w:pPr>
+            <w:r>
+              <w:t xml:space="preserve">Current conditions, history</w:t>
+            </w:r>
+          </w:p>
+        </w:tc>
+      </w:tr>
+      <w:tr>
+        <w:trPr>
+          <w:cantSplit/>
+          <w:tblHeader w:val="false"/>
+        </w:trPr>
+        <w:tc>
+          <w:tcPr>
+            <w:tcW w:type="dxa" w:w="2899"/>
+            <w:gridSpan w:val="1"/>
+            <w:tcBorders>
+              <w:top w:val="none" w:color="auto" w:sz="0"/>
+              <w:left w:val="none" w:color="auto" w:sz="0"/>
+              <w:bottom w:val="single" w:color="EEF2F7" w:sz="4"/>
+              <w:right w:val="none" w:color="auto" w:sz="0"/>
+            </w:tcBorders>
+            <w:shd w:fill="FAFBFD" w:val="clear"/>
+            <w:tcMar>
+              <w:top w:type="dxa" w:w="105"/>
+              <w:left w:type="dxa" w:w="158"/>
+              <w:bottom w:type="dxa" w:w="105"/>
+              <w:right w:type="dxa" w:w="158"/>
+            </w:tcMar>
+            <w:vAlign w:val="top"/>
+          </w:tcPr>
+          <w:p>
+            <w:pPr>
+              <w:pStyle w:val="CudocTableCell"/>
+              <w:overflowPunct/>
+              <w:autoSpaceDN/>
+            </w:pPr>
+            <w:r>
+              <w:t xml:space="preserve">Weather alerts leave beta; </w:t>
+            </w:r>
+            <w:r>
+              <w:rPr>
+                <w:rStyle w:val="CudocCode"/>
+              </w:rPr>
+              <w:t xml:space="preserve">headline</w:t>
+            </w:r>
+            <w:r>
+              <w:t xml:space="preserve"> becomes an object with one entry per language.</w:t>
+            </w:r>
+          </w:p>
+        </w:tc>
+        <w:tc>
+          <w:tcPr>
+            <w:tcW w:type="dxa" w:w="1920"/>
+            <w:gridSpan w:val="1"/>
+            <w:tcBorders>
+              <w:top w:val="none" w:color="auto" w:sz="0"/>
+              <w:left w:val="none" w:color="auto" w:sz="0"/>
+              <w:bottom w:val="single" w:color="EEF2F7" w:sz="4"/>
+              <w:right w:val="none" w:color="auto" w:sz="0"/>
+            </w:tcBorders>
+            <w:shd w:fill="FAFBFD" w:val="clear"/>
+            <w:tcMar>
+              <w:top w:type="dxa" w:w="105"/>
+              <w:left w:type="dxa" w:w="158"/>
+              <w:bottom w:type="dxa" w:w="105"/>
+              <w:right w:type="dxa" w:w="158"/>
+            </w:tcMar>
+            <w:vAlign w:val="top"/>
+          </w:tcPr>
+          <w:p>
+            <w:pPr>
+              <w:pStyle w:val="CudocTableCell"/>
+              <w:overflowPunct/>
+              <w:autoSpaceDN/>
+            </w:pPr>
+            <w:r>
+              <w:t xml:space="preserve">2026-09-15</w:t>
+            </w:r>
+          </w:p>
+        </w:tc>
+        <w:tc>
+          <w:tcPr>
+            <w:tcW w:type="dxa" w:w="1920"/>
+            <w:gridSpan w:val="1"/>
+            <w:tcBorders>
+              <w:top w:val="none" w:color="auto" w:sz="0"/>
+              <w:left w:val="none" w:color="auto" w:sz="0"/>
+              <w:bottom w:val="single" w:color="EEF2F7" w:sz="4"/>
+              <w:right w:val="none" w:color="auto" w:sz="0"/>
+            </w:tcBorders>
+            <w:shd w:fill="FAFBFD" w:val="clear"/>
+            <w:tcMar>
+              <w:top w:type="dxa" w:w="105"/>
+              <w:left w:type="dxa" w:w="158"/>
+              <w:bottom w:type="dxa" w:w="105"/>
+              <w:right w:type="dxa" w:w="158"/>
+            </w:tcMar>
+            <w:vAlign w:val="top"/>
+          </w:tcPr>
+          <w:p>
+            <w:pPr>
+              <w:pStyle w:val="CudocTableCell"/>
+              <w:overflowPunct/>
+              <w:autoSpaceDN/>
+            </w:pPr>
+            <w:r>
+              <w:t xml:space="preserve">2026-10-15</w:t>
+            </w:r>
+          </w:p>
+        </w:tc>
+        <w:tc>
+          <w:tcPr>
+            <w:tcW w:type="dxa" w:w="2899"/>
+            <w:gridSpan w:val="1"/>
+            <w:tcBorders>
+              <w:top w:val="none" w:color="auto" w:sz="0"/>
+              <w:left w:val="none" w:color="auto" w:sz="0"/>
+              <w:bottom w:val="single" w:color="EEF2F7" w:sz="4"/>
+              <w:right w:val="none" w:color="auto" w:sz="0"/>
+            </w:tcBorders>
+            <w:shd w:fill="FAFBFD" w:val="clear"/>
+            <w:tcMar>
+              <w:top w:type="dxa" w:w="105"/>
+              <w:left w:type="dxa" w:w="158"/>
+              <w:bottom w:type="dxa" w:w="105"/>
+              <w:right w:type="dxa" w:w="158"/>
+            </w:tcMar>
+            <w:vAlign w:val="top"/>
+          </w:tcPr>
+          <w:p>
+            <w:pPr>
+              <w:pStyle w:val="CudocTableCell"/>
+              <w:overflowPunct/>
+              <w:autoSpaceDN/>
+            </w:pPr>
+            <w:r>
+              <w:t xml:space="preserve">Weather alerts</w:t>
+            </w:r>
+          </w:p>
+        </w:tc>
+      </w:tr>
+      <w:tr>
+        <w:trPr>
+          <w:cantSplit/>
+          <w:tblHeader w:val="false"/>
+        </w:trPr>
+        <w:tc>
+          <w:tcPr>
+            <w:tcW w:type="dxa" w:w="2899"/>
+            <w:gridSpan w:val="1"/>
+            <w:tcBorders>
+              <w:top w:val="none" w:color="auto" w:sz="0"/>
+              <w:left w:val="none" w:color="auto" w:sz="0"/>
+              <w:bottom w:val="none" w:color="auto" w:sz="0"/>
+              <w:right w:val="none" w:color="auto" w:sz="0"/>
+            </w:tcBorders>
+            <w:tcMar>
+              <w:top w:type="dxa" w:w="105"/>
+              <w:left w:type="dxa" w:w="158"/>
+              <w:bottom w:type="dxa" w:w="105"/>
+              <w:right w:type="dxa" w:w="158"/>
+            </w:tcMar>
+            <w:vAlign w:val="top"/>
+          </w:tcPr>
+          <w:p>
+            <w:pPr>
+              <w:pStyle w:val="CudocTableCell"/>
+              <w:overflowPunct/>
+              <w:autoSpaceDN/>
+            </w:pPr>
+            <w:r>
+              <w:t xml:space="preserve">Cursor expiry shortens from one hour to ten minutes.</w:t>
+            </w:r>
+          </w:p>
+        </w:tc>
+        <w:tc>
+          <w:tcPr>
+            <w:tcW w:type="dxa" w:w="1920"/>
+            <w:gridSpan w:val="1"/>
+            <w:tcBorders>
+              <w:top w:val="none" w:color="auto" w:sz="0"/>
+              <w:left w:val="none" w:color="auto" w:sz="0"/>
+              <w:bottom w:val="none" w:color="auto" w:sz="0"/>
+              <w:right w:val="none" w:color="auto" w:sz="0"/>
+            </w:tcBorders>
+            <w:tcMar>
+              <w:top w:type="dxa" w:w="105"/>
+              <w:left w:type="dxa" w:w="158"/>
+              <w:bottom w:type="dxa" w:w="105"/>
+              <w:right w:type="dxa" w:w="158"/>
+            </w:tcMar>
+            <w:vAlign w:val="top"/>
+          </w:tcPr>
+          <w:p>
+            <w:pPr>
+              <w:pStyle w:val="CudocTableCell"/>
+              <w:overflowPunct/>
+              <w:autoSpaceDN/>
+            </w:pPr>
+            <w:r>
+              <w:t xml:space="preserve">2026-07-02</w:t>
+            </w:r>
+          </w:p>
+        </w:tc>
+        <w:tc>
+          <w:tcPr>
+            <w:tcW w:type="dxa" w:w="1920"/>
+            <w:gridSpan w:val="1"/>
+            <w:tcBorders>
+              <w:top w:val="none" w:color="auto" w:sz="0"/>
+              <w:left w:val="none" w:color="auto" w:sz="0"/>
+              <w:bottom w:val="none" w:color="auto" w:sz="0"/>
+              <w:right w:val="none" w:color="auto" w:sz="0"/>
+            </w:tcBorders>
+            <w:tcMar>
+              <w:top w:type="dxa" w:w="105"/>
+              <w:left w:type="dxa" w:w="158"/>
+              <w:bottom w:type="dxa" w:w="105"/>
+              <w:right w:type="dxa" w:w="158"/>
+            </w:tcMar>
+            <w:vAlign w:val="top"/>
+          </w:tcPr>
+          <w:p>
+            <w:pPr>
+              <w:pStyle w:val="CudocTableCell"/>
+              <w:overflowPunct/>
+              <w:autoSpaceDN/>
+            </w:pPr>
+            <w:r>
+              <w:t xml:space="preserve">2026-10-01</w:t>
+            </w:r>
+          </w:p>
+        </w:tc>
+        <w:tc>
+          <w:tcPr>
+            <w:tcW w:type="dxa" w:w="2899"/>
+            <w:gridSpan w:val="1"/>
+            <w:tcBorders>
+              <w:top w:val="none" w:color="auto" w:sz="0"/>
+              <w:left w:val="none" w:color="auto" w:sz="0"/>
+              <w:bottom w:val="none" w:color="auto" w:sz="0"/>
+              <w:right w:val="none" w:color="auto" w:sz="0"/>
+            </w:tcBorders>
+            <w:tcMar>
+              <w:top w:type="dxa" w:w="105"/>
+              <w:left w:type="dxa" w:w="158"/>
+              <w:bottom w:type="dxa" w:w="105"/>
+              <w:right w:type="dxa" w:w="158"/>
+            </w:tcMar>
+            <w:vAlign w:val="top"/>
+          </w:tcPr>
+          <w:p>
+            <w:pPr>
+              <w:pStyle w:val="CudocTableCell"/>
+              <w:overflowPunct/>
+              <w:autoSpaceDN/>
+            </w:pPr>
+            <w:r>
+              <w:t xml:space="preserve">Station directory, history</w:t>
+            </w:r>
+          </w:p>
+        </w:tc>
+      </w:tr>
+    </w:tbl>
+    <w:p>
+      <w:pPr>
+        <w:pStyle w:val="Heading2"/>
+        <w:overflowPunct/>
+        <w:autoSpaceDN/>
+      </w:pPr>
+      <w:bookmarkStart w:name="cudocxWTEo3eYpQ0Ng2rEeqmTuB2wvm" w:id="4"/>
       <w:r>
         <w:t xml:space="preserve">2026-09-15  </w:t>
       </w:r>
@@ -46,7 +630,7 @@
       <w:r>
         <w:t xml:space="preserve"/>
       </w:r>
-      <w:bookmarkEnd w:id="3"/>
+      <w:bookmarkEnd w:id="4"/>
     </w:p>
     <w:p>
       <w:pPr>
@@ -74,9 +658,18 @@
         <w:t xml:space="preserve">precipitation</w:t>
       </w:r>
       <w:r>
-        <w:t xml:space="preserve">, returning probability and expected amount. → </w:t>
-      </w:r>
-      <w:hyperlink w:history="1" r:id="rIdgav_hsz5qgeyydmlfzsvi">
+        <w:t xml:space="preserve">, returning probability and expected amount, and </w:t>
+      </w:r>
+      <w:r>
+        <w:rPr>
+          <w:rStyle w:val="CudocCode"/>
+        </w:rPr>
+        <w:t xml:space="preserve">cloudCover</w:t>
+      </w:r>
+      <w:r>
+        <w:t xml:space="preserve">. → </w:t>
+      </w:r>
+      <w:hyperlink w:history="1" r:id="rId0wcxfnh2tfz9ecjcq-s30">
         <w:r>
           <w:t xml:space="preserve">Hourly forecast</w:t>
         </w:r>
@@ -104,16 +697,90 @@
     </w:p>
     <w:p>
       <w:pPr>
-        <w:pStyle w:val="Heading2"/>
-        <w:pageBreakBefore/>
+        <w:pStyle w:val="CudocListItem"/>
+        <w:numPr>
+          <w:ilvl w:val="0"/>
+          <w:numId w:val="2"/>
+        </w:numPr>
         <w:overflowPunct/>
         <w:autoSpaceDN/>
       </w:pPr>
-      <w:bookmarkStart w:name="cudoct6XhcNmIS9p2vPIuabiAARubwC" w:id="4"/>
+      <w:r>
+        <w:t xml:space="preserve">The hour window is charged in cost units; existing budgets were converted so that no client pays more than before. → </w:t>
+      </w:r>
+      <w:hyperlink w:history="1" r:id="rId5e4garkatmnid0ifzodty">
+        <w:r>
+          <w:t xml:space="preserve">Request costs</w:t>
+        </w:r>
+      </w:hyperlink>
+    </w:p>
+    <w:p>
+      <w:pPr>
+        <w:pStyle w:val="CudocListItem"/>
+        <w:numPr>
+          <w:ilvl w:val="0"/>
+          <w:numId w:val="2"/>
+        </w:numPr>
+        <w:overflowPunct/>
+        <w:autoSpaceDN/>
+      </w:pPr>
+      <w:r>
+        <w:t xml:space="preserve">The weather alerts endpoint opens in beta for the Business and Enterprise plans. → </w:t>
+      </w:r>
+      <w:hyperlink w:history="1" r:id="rIdwfslaubprboqd2f1bbtd2">
+        <w:r>
+          <w:t xml:space="preserve">Weather alerts</w:t>
+        </w:r>
+      </w:hyperlink>
+    </w:p>
+    <w:p>
+      <w:pPr>
+        <w:pStyle w:val="CudocListItem"/>
+        <w:numPr>
+          <w:ilvl w:val="0"/>
+          <w:numId w:val="2"/>
+        </w:numPr>
+        <w:overflowPunct/>
+        <w:autoSpaceDN/>
+      </w:pPr>
+      <w:r>
+        <w:t xml:space="preserve">The synthetic station </w:t>
+      </w:r>
+      <w:r>
+        <w:rPr>
+          <w:rStyle w:val="CudocCode"/>
+        </w:rPr>
+        <w:t xml:space="preserve">TEST-01</w:t>
+      </w:r>
+      <w:r>
+        <w:t xml:space="preserve"> accepts </w:t>
+      </w:r>
+      <w:r>
+        <w:rPr>
+          <w:rStyle w:val="CudocCode"/>
+        </w:rPr>
+        <w:t xml:space="preserve">simulate</w:t>
+      </w:r>
+      <w:r>
+        <w:t xml:space="preserve"> to reproduce any error code. → </w:t>
+      </w:r>
+      <w:hyperlink w:history="1" r:id="rIdoqzmx_9ucuhh7draqyuqe">
+        <w:r>
+          <w:t xml:space="preserve">Error codes</w:t>
+        </w:r>
+      </w:hyperlink>
+    </w:p>
+    <w:p>
+      <w:pPr>
+        <w:pStyle w:val="Heading2"/>
+        <w:overflowPunct/>
+        <w:autoSpaceDN/>
+      </w:pPr>
+      <w:bookmarkStart w:name="cudoct6XhcNmIS9p2vPIuabiAARubwC" w:id="5"/>
       <w:r>
         <w:t xml:space="preserve">2026-07-02</w:t>
       </w:r>
-      <w:bookmarkEnd w:id="4"/>
+      <w:bookmarkEnd w:id="5"/>
     </w:p>
     <w:p>
       <w:pPr>
@@ -172,16 +839,79 @@
     </w:p>
     <w:p>
       <w:pPr>
-        <w:pStyle w:val="Heading2"/>
-        <w:pageBreakBefore/>
+        <w:pStyle w:val="CudocListItem"/>
+        <w:numPr>
+          <w:ilvl w:val="0"/>
+          <w:numId w:val="3"/>
+        </w:numPr>
         <w:overflowPunct/>
         <w:autoSpaceDN/>
       </w:pPr>
-      <w:bookmarkStart w:name="cudocwwCzsxRxUTGcr8CEiCEESQ398g" w:id="5"/>
-      <w:r>
-        <w:t xml:space="preserve">2026-04-10</w:t>
-      </w:r>
-      <w:bookmarkEnd w:id="5"/>
+      <w:r>
+        <w:t xml:space="preserve">Observation history accepts </w:t>
+      </w:r>
+      <w:r>
+        <w:rPr>
+          <w:rStyle w:val="CudocCode"/>
+        </w:rPr>
+        <w:t xml:space="preserve">step=1d</w:t>
+      </w:r>
+      <w:r>
+        <w:t xml:space="preserve">, returning daily means with the minimum and maximum temperature.</w:t>
+      </w:r>
+    </w:p>
+    <w:p>
+      <w:pPr>
+        <w:pStyle w:val="CudocListItem"/>
+        <w:numPr>
+          <w:ilvl w:val="0"/>
+          <w:numId w:val="3"/>
+        </w:numPr>
+        <w:overflowPunct/>
+        <w:autoSpaceDN/>
+      </w:pPr>
+      <w:r>
+        <w:t xml:space="preserve">Station detail returns </w:t>
+      </w:r>
+      <w:r>
+        <w:rPr>
+          <w:rStyle w:val="CudocCode"/>
+        </w:rPr>
+        <w:t xml:space="preserve">timezone</w:t>
+      </w:r>
+      <w:r>
+        <w:t xml:space="preserve">, </w:t>
+      </w:r>
+      <w:r>
+        <w:rPr>
+          <w:rStyle w:val="CudocCode"/>
+        </w:rPr>
+        <w:t xml:space="preserve">sensors</w:t>
+      </w:r>
+      <w:r>
+        <w:t xml:space="preserve"> and </w:t>
+      </w:r>
+      <w:r>
+        <w:rPr>
+          <w:rStyle w:val="CudocCode"/>
+        </w:rPr>
+        <w:t xml:space="preserve">since</w:t>
+      </w:r>
+      <w:r>
+        <w:t xml:space="preserve">.</w:t>
+      </w:r>
+    </w:p>
+    <w:p>
+      <w:pPr>
+        <w:pStyle w:val="Heading2"/>
+        <w:overflowPunct/>
+        <w:autoSpaceDN/>
+      </w:pPr>
+      <w:bookmarkStart w:name="cudocMVkGwldkMSPB1bDmhLhOTd18Rz" w:id="6"/>
+      <w:r>
+        <w:t xml:space="preserve">2026-05-20</w:t>
+      </w:r>
+      <w:bookmarkEnd w:id="6"/>
     </w:p>
     <w:p>
       <w:pPr>
@@ -194,6 +924,106 @@
         <w:autoSpaceDN/>
       </w:pPr>
       <w:r>
+        <w:t xml:space="preserve">Daily forecast endpoint added, up to seven days ahead. → </w:t>
+      </w:r>
+      <w:hyperlink w:history="1" r:id="rIdydg4s8ukvnp_akg_vpa2y">
+        <w:r>
+          <w:t xml:space="preserve">Daily forecast</w:t>
+        </w:r>
+      </w:hyperlink>
+    </w:p>
+    <w:p>
+      <w:pPr>
+        <w:pStyle w:val="CudocListItem"/>
+        <w:numPr>
+          <w:ilvl w:val="0"/>
+          <w:numId w:val="4"/>
+        </w:numPr>
+        <w:overflowPunct/>
+        <w:autoSpaceDN/>
+      </w:pPr>
+      <w:r>
+        <w:t xml:space="preserve">Every cached response carries an </w:t>
+      </w:r>
+      <w:r>
+        <w:rPr>
+          <w:rStyle w:val="CudocCode"/>
+        </w:rPr>
+        <w:t xml:space="preserve">ETag</w:t>
+      </w:r>
+      <w:r>
+        <w:t xml:space="preserve">, and a </w:t>
+      </w:r>
+      <w:r>
+        <w:rPr>
+          <w:rStyle w:val="CudocCode"/>
+        </w:rPr>
+        <w:t xml:space="preserve">304</w:t>
+      </w:r>
+      <w:r>
+        <w:t xml:space="preserve"> answer counts against no window. → </w:t>
+      </w:r>
+      <w:hyperlink w:history="1" r:id="rIdlrjbgiw-_oewcik1pyrng">
+        <w:r>
+          <w:t xml:space="preserve">Caching</w:t>
+        </w:r>
+      </w:hyperlink>
+    </w:p>
+    <w:p>
+      <w:pPr>
+        <w:pStyle w:val="CudocListItem"/>
+        <w:numPr>
+          <w:ilvl w:val="0"/>
+          <w:numId w:val="4"/>
+        </w:numPr>
+        <w:overflowPunct/>
+        <w:autoSpaceDN/>
+      </w:pPr>
+      <w:r>
+        <w:t xml:space="preserve">The station directory paginates with </w:t>
+      </w:r>
+      <w:r>
+        <w:rPr>
+          <w:rStyle w:val="CudocCode"/>
+        </w:rPr>
+        <w:t xml:space="preserve">limit</w:t>
+      </w:r>
+      <w:r>
+        <w:t xml:space="preserve"> up to 200 rows and a </w:t>
+      </w:r>
+      <w:r>
+        <w:rPr>
+          <w:rStyle w:val="CudocCode"/>
+        </w:rPr>
+        <w:t xml:space="preserve">page.next</w:t>
+      </w:r>
+      <w:r>
+        <w:t xml:space="preserve"> cursor.</w:t>
+      </w:r>
+    </w:p>
+    <w:p>
+      <w:pPr>
+        <w:pStyle w:val="Heading2"/>
+        <w:overflowPunct/>
+        <w:autoSpaceDN/>
+      </w:pPr>
+      <w:bookmarkStart w:name="cudocwwCzsxRxUTGcr8CEiCEESQ398g" w:id="7"/>
+      <w:r>
+        <w:t xml:space="preserve">2026-04-10</w:t>
+      </w:r>
+      <w:bookmarkEnd w:id="7"/>
+    </w:p>
+    <w:p>
+      <w:pPr>
+        <w:pStyle w:val="CudocListItem"/>
+        <w:numPr>
+          <w:ilvl w:val="0"/>
+          <w:numId w:val="5"/>
+        </w:numPr>
+        <w:overflowPunct/>
+        <w:autoSpaceDN/>
+      </w:pPr>
+      <w:r>
         <w:t xml:space="preserve">First public release of </w:t>
       </w:r>
       <w:r>
@@ -203,6 +1033,43 @@
         <w:t xml:space="preserve">/v1</w:t>
       </w:r>
       <w:r>
+        <w:t xml:space="preserve">: current conditions, hourly forecast, observation history and the station directory.</w:t>
+      </w:r>
+    </w:p>
+    <w:p>
+      <w:pPr>
+        <w:pStyle w:val="CudocListItem"/>
+        <w:numPr>
+          <w:ilvl w:val="0"/>
+          <w:numId w:val="5"/>
+        </w:numPr>
+        <w:overflowPunct/>
+        <w:autoSpaceDN/>
+      </w:pPr>
+      <w:r>
+        <w:t xml:space="preserve">Community, Team and Business plans; Enterprise by arrangement.</w:t>
+      </w:r>
+    </w:p>
+    <w:p>
+      <w:pPr>
+        <w:pStyle w:val="CudocListItem"/>
+        <w:numPr>
+          <w:ilvl w:val="0"/>
+          <w:numId w:val="5"/>
+        </w:numPr>
+        <w:overflowPunct/>
+        <w:autoSpaceDN/>
+      </w:pPr>
+      <w:r>
+        <w:t xml:space="preserve">Test keys and the synthetic station </w:t>
+      </w:r>
+      <w:r>
+        <w:rPr>
+          <w:rStyle w:val="CudocCode"/>
+        </w:rPr>
+        <w:t xml:space="preserve">TEST-01</w:t>
+      </w:r>
+      <w:r>
         <w:t xml:space="preserve">.</w:t>
       </w:r>
     </w:p>
@@ -223,7 +1090,7 @@
         <w:autoSpaceDN/>
       </w:pPr>
       <w:r>
-        <w:t xml:space="preserve">A field or endpoint is announced here at least ninety days before it changes shape, and the previous behaviour stays available for that period.</w:t>
+        <w:t xml:space="preserve">A field or endpoint is announced here at least ninety days before it changes shape, and the previous behaviour stays available for that period. Beta endpoints carry a thirty-day notice instead and say so on their reference page.</w:t>
       </w:r>
     </w:p>
     <w:sectPr>
@@ -934,6 +1801,12 @@
       <w:startOverride w:val="1"/>
     </w:lvlOverride>
   </w:num>
+  <w:num w:numId="5">
+    <w:abstractNumId w:val="2"/>
+    <w:lvlOverride w:ilvl="0">
+      <w:startOverride w:val="1"/>
+    </w:lvlOverride>
+  </w:num>
 </w:numbering>
 </file>
 

--- a/examples/export/showcase-output/release-notes.docx
+++ b/examples/export/showcase-output/release-notes.docx
@@ -669,7 +669,7 @@
       <w:r>
         <w:t xml:space="preserve">. → </w:t>
       </w:r>
-      <w:hyperlink w:history="1" r:id="rId0wcxfnh2tfz9ecjcq-s30">
+      <w:hyperlink w:history="1" r:id="rIdmvva8nojodswz2u14j-qo">
         <w:r>
           <w:t xml:space="preserve">Hourly forecast</w:t>
         </w:r>
@@ -708,7 +708,7 @@
       <w:r>
         <w:t xml:space="preserve">The hour window is charged in cost units; existing budgets were converted so that no client pays more than before. → </w:t>
       </w:r>
-      <w:hyperlink w:history="1" r:id="rId5e4garkatmnid0ifzodty">
+      <w:hyperlink w:history="1" r:id="rIdywmaw_owqwubpskte8bdv">
         <w:r>
           <w:t xml:space="preserve">Request costs</w:t>
         </w:r>
@@ -727,7 +727,7 @@
       <w:r>
         <w:t xml:space="preserve">The weather alerts endpoint opens in beta for the Business and Enterprise plans. → </w:t>
       </w:r>
-      <w:hyperlink w:history="1" r:id="rIdwfslaubprboqd2f1bbtd2">
+      <w:hyperlink w:history="1" r:id="rIdsxjyyzs0urm6kab0f2xxl">
         <w:r>
           <w:t xml:space="preserve">Weather alerts</w:t>
         </w:r>
@@ -764,7 +764,7 @@
       <w:r>
         <w:t xml:space="preserve"> to reproduce any error code. → </w:t>
       </w:r>
-      <w:hyperlink w:history="1" r:id="rIdoqzmx_9ucuhh7draqyuqe">
+      <w:hyperlink w:history="1" r:id="rIdpygaf9y114torzu4tetkw">
         <w:r>
           <w:t xml:space="preserve">Error codes</w:t>
         </w:r>
@@ -926,7 +926,7 @@
       <w:r>
         <w:t xml:space="preserve">Daily forecast endpoint added, up to seven days ahead. → </w:t>
       </w:r>
-      <w:hyperlink w:history="1" r:id="rIdydg4s8ukvnp_akg_vpa2y">
+      <w:hyperlink w:history="1" r:id="rId6kt-ttszedo_fqkk3iy32">
         <w:r>
           <w:t xml:space="preserve">Daily forecast</w:t>
         </w:r>
@@ -963,7 +963,7 @@
       <w:r>
         <w:t xml:space="preserve"> answer counts against no window. → </w:t>
       </w:r>
-      <w:hyperlink w:history="1" r:id="rIdlrjbgiw-_oewcik1pyrng">
+      <w:hyperlink w:history="1" r:id="rId29fyqionhv_q3orcvjsgc">
         <w:r>
           <w:t xml:space="preserve">Caching</w:t>
         </w:r>

--- a/examples/export/showcase-output/release-notes.docx
+++ b/examples/export/showcase-output/release-notes.docx
@@ -669,7 +669,7 @@
       <w:r>
         <w:t xml:space="preserve">. → </w:t>
       </w:r>
-      <w:hyperlink w:history="1" r:id="rIdmvva8nojodswz2u14j-qo">
+      <w:hyperlink w:history="1" r:id="rIdkjat6om0iq2z104d0svkd">
         <w:r>
           <w:t xml:space="preserve">Hourly forecast</w:t>
         </w:r>
@@ -708,7 +708,7 @@
       <w:r>
         <w:t xml:space="preserve">The hour window is charged in cost units; existing budgets were converted so that no client pays more than before. → </w:t>
       </w:r>
-      <w:hyperlink w:history="1" r:id="rIdywmaw_owqwubpskte8bdv">
+      <w:hyperlink w:history="1" r:id="rIdgrs5kcbponuqisrtoo520">
         <w:r>
           <w:t xml:space="preserve">Request costs</w:t>
         </w:r>
@@ -727,7 +727,7 @@
       <w:r>
         <w:t xml:space="preserve">The weather alerts endpoint opens in beta for the Business and Enterprise plans. → </w:t>
       </w:r>
-      <w:hyperlink w:history="1" r:id="rIdsxjyyzs0urm6kab0f2xxl">
+      <w:hyperlink w:history="1" r:id="rIdiaswqn-tm0vaqoibbhb3r">
         <w:r>
           <w:t xml:space="preserve">Weather alerts</w:t>
         </w:r>
@@ -764,7 +764,7 @@
       <w:r>
         <w:t xml:space="preserve"> to reproduce any error code. → </w:t>
       </w:r>
-      <w:hyperlink w:history="1" r:id="rIdpygaf9y114torzu4tetkw">
+      <w:hyperlink w:history="1" r:id="rIdfqpqahfcjo1ldcxqfx8cu">
         <w:r>
           <w:t xml:space="preserve">Error codes</w:t>
         </w:r>
@@ -926,7 +926,7 @@
       <w:r>
         <w:t xml:space="preserve">Daily forecast endpoint added, up to seven days ahead. → </w:t>
       </w:r>
-      <w:hyperlink w:history="1" r:id="rId6kt-ttszedo_fqkk3iy32">
+      <w:hyperlink w:history="1" r:id="rIddkv9-bzrdd7rdedzrxe32">
         <w:r>
           <w:t xml:space="preserve">Daily forecast</w:t>
         </w:r>
@@ -963,7 +963,7 @@
       <w:r>
         <w:t xml:space="preserve"> answer counts against no window. → </w:t>
       </w:r>
-      <w:hyperlink w:history="1" r:id="rId29fyqionhv_q3orcvjsgc">
+      <w:hyperlink w:history="1" r:id="rIdvfhxuosrharr4c5shwxo3">
         <w:r>
           <w:t xml:space="preserve">Caching</w:t>
         </w:r>

--- a/examples/export/showcase-output/release-notes.docx
+++ b/examples/export/showcase-output/release-notes.docx
@@ -669,7 +669,7 @@
       <w:r>
         <w:t xml:space="preserve">. → </w:t>
       </w:r>
-      <w:hyperlink w:history="1" r:id="rIdkjat6om0iq2z104d0svkd">
+      <w:hyperlink w:history="1" r:id="rIdxiyz9qmhgh3hfxxqkbcwc">
         <w:r>
           <w:t xml:space="preserve">Hourly forecast</w:t>
         </w:r>
@@ -708,7 +708,7 @@
       <w:r>
         <w:t xml:space="preserve">The hour window is charged in cost units; existing budgets were converted so that no client pays more than before. → </w:t>
       </w:r>
-      <w:hyperlink w:history="1" r:id="rIdgrs5kcbponuqisrtoo520">
+      <w:hyperlink w:history="1" r:id="rIdqgwhqbqm9ixsnwxikhvea">
         <w:r>
           <w:t xml:space="preserve">Request costs</w:t>
         </w:r>
@@ -727,7 +727,7 @@
       <w:r>
         <w:t xml:space="preserve">The weather alerts endpoint opens in beta for the Business and Enterprise plans. → </w:t>
       </w:r>
-      <w:hyperlink w:history="1" r:id="rIdiaswqn-tm0vaqoibbhb3r">
+      <w:hyperlink w:history="1" r:id="rIdelflyv62kkr9xclndakae">
         <w:r>
           <w:t xml:space="preserve">Weather alerts</w:t>
         </w:r>
@@ -764,7 +764,7 @@
       <w:r>
         <w:t xml:space="preserve"> to reproduce any error code. → </w:t>
       </w:r>
-      <w:hyperlink w:history="1" r:id="rIdfqpqahfcjo1ldcxqfx8cu">
+      <w:hyperlink w:history="1" r:id="rIdnkme4leoa91iif3au7-ch">
         <w:r>
           <w:t xml:space="preserve">Error codes</w:t>
         </w:r>
@@ -926,7 +926,7 @@
       <w:r>
         <w:t xml:space="preserve">Daily forecast endpoint added, up to seven days ahead. → </w:t>
       </w:r>
-      <w:hyperlink w:history="1" r:id="rIddkv9-bzrdd7rdedzrxe32">
+      <w:hyperlink w:history="1" r:id="rIdiiymfrdmxxoz5ephde5uu">
         <w:r>
           <w:t xml:space="preserve">Daily forecast</w:t>
         </w:r>
@@ -963,7 +963,7 @@
       <w:r>
         <w:t xml:space="preserve"> answer counts against no window. → </w:t>
       </w:r>
-      <w:hyperlink w:history="1" r:id="rIdvfhxuosrharr4c5shwxo3">
+      <w:hyperlink w:history="1" r:id="rIdbswnynitvi2icyymgocq3">
         <w:r>
           <w:t xml:space="preserve">Caching</w:t>
         </w:r>

--- a/examples/export/showcase-output/release-notes.docx
+++ b/examples/export/showcase-output/release-notes.docx
@@ -669,7 +669,7 @@
       <w:r>
         <w:t xml:space="preserve">. → </w:t>
       </w:r>
-      <w:hyperlink w:history="1" r:id="rIdxiyz9qmhgh3hfxxqkbcwc">
+      <w:hyperlink w:history="1" r:id="rIdsdpqwwlapycuvm9aahmov">
         <w:r>
           <w:t xml:space="preserve">Hourly forecast</w:t>
         </w:r>
@@ -708,7 +708,7 @@
       <w:r>
         <w:t xml:space="preserve">The hour window is charged in cost units; existing budgets were converted so that no client pays more than before. → </w:t>
       </w:r>
-      <w:hyperlink w:history="1" r:id="rIdqgwhqbqm9ixsnwxikhvea">
+      <w:hyperlink w:history="1" r:id="rIdijse7qaxbyzx72zvnj4yv">
         <w:r>
           <w:t xml:space="preserve">Request costs</w:t>
         </w:r>
@@ -727,7 +727,7 @@
       <w:r>
         <w:t xml:space="preserve">The weather alerts endpoint opens in beta for the Business and Enterprise plans. → </w:t>
       </w:r>
-      <w:hyperlink w:history="1" r:id="rIdelflyv62kkr9xclndakae">
+      <w:hyperlink w:history="1" r:id="rIdi6fciom92qsp3_zm1hyr5">
         <w:r>
           <w:t xml:space="preserve">Weather alerts</w:t>
         </w:r>
@@ -764,7 +764,7 @@
       <w:r>
         <w:t xml:space="preserve"> to reproduce any error code. → </w:t>
       </w:r>
-      <w:hyperlink w:history="1" r:id="rIdnkme4leoa91iif3au7-ch">
+      <w:hyperlink w:history="1" r:id="rId8e4bm9gvxo1rsdkbqr6kw">
         <w:r>
           <w:t xml:space="preserve">Error codes</w:t>
         </w:r>
@@ -926,7 +926,7 @@
       <w:r>
         <w:t xml:space="preserve">Daily forecast endpoint added, up to seven days ahead. → </w:t>
       </w:r>
-      <w:hyperlink w:history="1" r:id="rIdiiymfrdmxxoz5ephde5uu">
+      <w:hyperlink w:history="1" r:id="rIdpx9eqcvtdjiyx8pn8o6za">
         <w:r>
           <w:t xml:space="preserve">Daily forecast</w:t>
         </w:r>
@@ -963,7 +963,7 @@
       <w:r>
         <w:t xml:space="preserve"> answer counts against no window. → </w:t>
       </w:r>
-      <w:hyperlink w:history="1" r:id="rIdbswnynitvi2icyymgocq3">
+      <w:hyperlink w:history="1" r:id="rIdifnllcztmi6le7trt8hur">
         <w:r>
           <w:t xml:space="preserve">Caching</w:t>
         </w:r>

--- a/examples/export/showcase-output/release-notes.docx
+++ b/examples/export/showcase-output/release-notes.docx
@@ -669,7 +669,7 @@
       <w:r>
         <w:t xml:space="preserve">. → </w:t>
       </w:r>
-      <w:hyperlink w:history="1" r:id="rIdsdpqwwlapycuvm9aahmov">
+      <w:hyperlink w:history="1" r:id="rId4i3iaad3mzwryifezprmv">
         <w:r>
           <w:t xml:space="preserve">Hourly forecast</w:t>
         </w:r>
@@ -708,7 +708,7 @@
       <w:r>
         <w:t xml:space="preserve">The hour window is charged in cost units; existing budgets were converted so that no client pays more than before. → </w:t>
       </w:r>
-      <w:hyperlink w:history="1" r:id="rIdijse7qaxbyzx72zvnj4yv">
+      <w:hyperlink w:history="1" r:id="rIdp8owmehvmpsqvmfj-8yqx">
         <w:r>
           <w:t xml:space="preserve">Request costs</w:t>
         </w:r>
@@ -727,7 +727,7 @@
       <w:r>
         <w:t xml:space="preserve">The weather alerts endpoint opens in beta for the Business and Enterprise plans. → </w:t>
       </w:r>
-      <w:hyperlink w:history="1" r:id="rIdi6fciom92qsp3_zm1hyr5">
+      <w:hyperlink w:history="1" r:id="rId2jomutpcd7nsbwdhz6ljk">
         <w:r>
           <w:t xml:space="preserve">Weather alerts</w:t>
         </w:r>
@@ -764,7 +764,7 @@
       <w:r>
         <w:t xml:space="preserve"> to reproduce any error code. → </w:t>
       </w:r>
-      <w:hyperlink w:history="1" r:id="rId8e4bm9gvxo1rsdkbqr6kw">
+      <w:hyperlink w:history="1" r:id="rId6lix-ndzotmqcj8x67qe9">
         <w:r>
           <w:t xml:space="preserve">Error codes</w:t>
         </w:r>
@@ -926,7 +926,7 @@
       <w:r>
         <w:t xml:space="preserve">Daily forecast endpoint added, up to seven days ahead. → </w:t>
       </w:r>
-      <w:hyperlink w:history="1" r:id="rIdpx9eqcvtdjiyx8pn8o6za">
+      <w:hyperlink w:history="1" r:id="rIdm6dkfm88eqq3pgkgunuyj">
         <w:r>
           <w:t xml:space="preserve">Daily forecast</w:t>
         </w:r>
@@ -963,7 +963,7 @@
       <w:r>
         <w:t xml:space="preserve"> answer counts against no window. → </w:t>
       </w:r>
-      <w:hyperlink w:history="1" r:id="rIdifnllcztmi6le7trt8hur">
+      <w:hyperlink w:history="1" r:id="rIdubilhmlqlmmrshlwvvumv">
         <w:r>
           <w:t xml:space="preserve">Caching</w:t>
         </w:r>
@@ -2120,6 +2120,14 @@
       <w:szCs w:val="18"/>
     </w:rPr>
   </w:style>
+  <w:style w:type="paragraph" w:styleId="CudocCodeHighlighted">
+    <w:name w:val="cudoc Code Highlighted"/>
+    <w:basedOn w:val="CudocCodeBlock"/>
+    <w:next w:val="CudocCodeBlock"/>
+    <w:pPr>
+      <w:shd w:fill="E0F2FE" w:val="clear"/>
+    </w:pPr>
+  </w:style>
   <w:style w:type="paragraph" w:styleId="CudocTableHeader">
     <w:name w:val="cudoc Table Header"/>
     <w:basedOn w:val="Normal"/>
@@ -2162,6 +2170,53 @@
       <w:rFonts w:ascii="Calibri" w:cs="Calibri" w:eastAsia="Malgun Gothic" w:hAnsi="Calibri"/>
       <w:i/>
       <w:iCs/>
+      <w:color w:val="5B6B7F"/>
+      <w:sz w:val="17"/>
+      <w:szCs w:val="17"/>
+    </w:rPr>
+  </w:style>
+  <w:style w:type="paragraph" w:styleId="CudocCodeTitle">
+    <w:name w:val="cudoc Code Title"/>
+    <w:basedOn w:val="Normal"/>
+    <w:next w:val="CudocCodeBlock"/>
+    <w:pPr>
+      <w:keepNext/>
+      <w:spacing w:after="0" w:before="210"/>
+    </w:pPr>
+    <w:rPr>
+      <w:rFonts w:ascii="Consolas" w:cs="Consolas" w:eastAsia="Malgun Gothic" w:hAnsi="Consolas"/>
+      <w:color w:val="5B6B7F"/>
+      <w:sz w:val="17"/>
+      <w:szCs w:val="17"/>
+    </w:rPr>
+  </w:style>
+  <w:style w:type="paragraph" w:styleId="CudocTabLabel">
+    <w:name w:val="cudoc Tab Label"/>
+    <w:basedOn w:val="Normal"/>
+    <w:next w:val="CudocBody"/>
+    <w:pPr>
+      <w:keepNext/>
+      <w:spacing w:after="210" w:before="210"/>
+    </w:pPr>
+    <w:rPr>
+      <w:rFonts w:ascii="Calibri" w:cs="Calibri" w:eastAsia="Malgun Gothic" w:hAnsi="Calibri"/>
+      <w:b/>
+      <w:bCs/>
+      <w:color w:val="475569"/>
+      <w:sz w:val="18"/>
+      <w:szCs w:val="18"/>
+    </w:rPr>
+  </w:style>
+  <w:style w:type="paragraph" w:styleId="CudocTableNote">
+    <w:name w:val="cudoc Table Note"/>
+    <w:basedOn w:val="Normal"/>
+    <w:next w:val="CudocBody"/>
+    <w:pPr>
+      <w:keepLines/>
+      <w:spacing w:after="210"/>
+    </w:pPr>
+    <w:rPr>
+      <w:rFonts w:ascii="Calibri" w:cs="Calibri" w:eastAsia="Malgun Gothic" w:hAnsi="Calibri"/>
       <w:color w:val="5B6B7F"/>
       <w:sz w:val="17"/>
       <w:szCs w:val="17"/>

--- a/examples/export/showcase-output/release-notes.docx
+++ b/examples/export/showcase-output/release-notes.docx
@@ -669,7 +669,7 @@
       <w:r>
         <w:t xml:space="preserve">. → </w:t>
       </w:r>
-      <w:hyperlink w:history="1" r:id="rId4i3iaad3mzwryifezprmv">
+      <w:hyperlink w:history="1" r:id="rIdfkbhkngwprkogrosu0luv">
         <w:r>
           <w:t xml:space="preserve">Hourly forecast</w:t>
         </w:r>
@@ -708,7 +708,7 @@
       <w:r>
         <w:t xml:space="preserve">The hour window is charged in cost units; existing budgets were converted so that no client pays more than before. → </w:t>
       </w:r>
-      <w:hyperlink w:history="1" r:id="rIdp8owmehvmpsqvmfj-8yqx">
+      <w:hyperlink w:history="1" r:id="rIdqs9xkptnr3s91z8sod1ix">
         <w:r>
           <w:t xml:space="preserve">Request costs</w:t>
         </w:r>
@@ -727,7 +727,7 @@
       <w:r>
         <w:t xml:space="preserve">The weather alerts endpoint opens in beta for the Business and Enterprise plans. → </w:t>
       </w:r>
-      <w:hyperlink w:history="1" r:id="rId2jomutpcd7nsbwdhz6ljk">
+      <w:hyperlink w:history="1" r:id="rIdqmflz0e_va6ljzbn-qutk">
         <w:r>
           <w:t xml:space="preserve">Weather alerts</w:t>
         </w:r>
@@ -764,7 +764,7 @@
       <w:r>
         <w:t xml:space="preserve"> to reproduce any error code. → </w:t>
       </w:r>
-      <w:hyperlink w:history="1" r:id="rId6lix-ndzotmqcj8x67qe9">
+      <w:hyperlink w:history="1" r:id="rIdxm6mwpjolcxjkn4qhlwfd">
         <w:r>
           <w:t xml:space="preserve">Error codes</w:t>
         </w:r>
@@ -926,7 +926,7 @@
       <w:r>
         <w:t xml:space="preserve">Daily forecast endpoint added, up to seven days ahead. → </w:t>
       </w:r>
-      <w:hyperlink w:history="1" r:id="rIdm6dkfm88eqq3pgkgunuyj">
+      <w:hyperlink w:history="1" r:id="rIdfgnhyptv0r1ykyibfo-ml">
         <w:r>
           <w:t xml:space="preserve">Daily forecast</w:t>
         </w:r>
@@ -963,7 +963,7 @@
       <w:r>
         <w:t xml:space="preserve"> answer counts against no window. → </w:t>
       </w:r>
-      <w:hyperlink w:history="1" r:id="rIdubilhmlqlmmrshlwvvumv">
+      <w:hyperlink w:history="1" r:id="rId-i2ymye3-shobuq8xkkog">
         <w:r>
           <w:t xml:space="preserve">Caching</w:t>
         </w:r>
